--- a/docs/vignettes/06_oneway_anova/08_one_way_ANOVA.docx
+++ b/docs/vignettes/06_oneway_anova/08_one_way_ANOVA.docx
@@ -290,7 +290,7 @@
                     <a:graphicData uri="http://schemas.openxmlformats.org/drawingml/2006/picture">
                       <pic:pic>
                         <pic:nvPicPr>
-                          <pic:cNvPr descr="/Applications/quarto/share/formats/docx/note.png" id="11" name="Picture"/>
+                          <pic:cNvPr descr="/Applications/Positron.app/Contents/Resources/app/quarto/share/formats/docx/note.png" id="11" name="Picture"/>
                           <pic:cNvPicPr>
                             <a:picLocks noChangeArrowheads="1" noChangeAspect="1"/>
                           </pic:cNvPicPr>
@@ -3392,7 +3392,7 @@
                     <a:graphicData uri="http://schemas.openxmlformats.org/drawingml/2006/picture">
                       <pic:pic>
                         <pic:nvPicPr>
-                          <pic:cNvPr descr="/Applications/quarto/share/formats/docx/tip.png" id="22" name="Picture"/>
+                          <pic:cNvPr descr="/Applications/Positron.app/Contents/Resources/app/quarto/share/formats/docx/tip.png" id="22" name="Picture"/>
                           <pic:cNvPicPr>
                             <a:picLocks noChangeArrowheads="1" noChangeAspect="1"/>
                           </pic:cNvPicPr>
@@ -3651,7 +3651,7 @@
                     <a:graphicData uri="http://schemas.openxmlformats.org/drawingml/2006/picture">
                       <pic:pic>
                         <pic:nvPicPr>
-                          <pic:cNvPr descr="/Applications/quarto/share/formats/docx/important.png" id="28" name="Picture"/>
+                          <pic:cNvPr descr="/Applications/Positron.app/Contents/Resources/app/quarto/share/formats/docx/important.png" id="28" name="Picture"/>
                           <pic:cNvPicPr>
                             <a:picLocks noChangeArrowheads="1" noChangeAspect="1"/>
                           </pic:cNvPicPr>
@@ -5034,7 +5034,7 @@
                     <a:graphicData uri="http://schemas.openxmlformats.org/drawingml/2006/picture">
                       <pic:pic>
                         <pic:nvPicPr>
-                          <pic:cNvPr descr="/Applications/quarto/share/formats/docx/note.png" id="35" name="Picture"/>
+                          <pic:cNvPr descr="/Applications/Positron.app/Contents/Resources/app/quarto/share/formats/docx/note.png" id="35" name="Picture"/>
                           <pic:cNvPicPr>
                             <a:picLocks noChangeArrowheads="1" noChangeAspect="1"/>
                           </pic:cNvPicPr>
@@ -5158,7 +5158,7 @@
                     <a:graphicData uri="http://schemas.openxmlformats.org/drawingml/2006/picture">
                       <pic:pic>
                         <pic:nvPicPr>
-                          <pic:cNvPr descr="/Applications/quarto/share/formats/docx/important.png" id="37" name="Picture"/>
+                          <pic:cNvPr descr="/Applications/Positron.app/Contents/Resources/app/quarto/share/formats/docx/important.png" id="37" name="Picture"/>
                           <pic:cNvPicPr>
                             <a:picLocks noChangeArrowheads="1" noChangeAspect="1"/>
                           </pic:cNvPicPr>
@@ -5955,7 +5955,7 @@
                     <a:graphicData uri="http://schemas.openxmlformats.org/drawingml/2006/picture">
                       <pic:pic>
                         <pic:nvPicPr>
-                          <pic:cNvPr descr="/Applications/quarto/share/formats/docx/tip.png" id="47" name="Picture"/>
+                          <pic:cNvPr descr="/Applications/Positron.app/Contents/Resources/app/quarto/share/formats/docx/tip.png" id="47" name="Picture"/>
                           <pic:cNvPicPr>
                             <a:picLocks noChangeArrowheads="1" noChangeAspect="1"/>
                           </pic:cNvPicPr>
@@ -7051,7 +7051,7 @@
                     <a:graphicData uri="http://schemas.openxmlformats.org/drawingml/2006/picture">
                       <pic:pic>
                         <pic:nvPicPr>
-                          <pic:cNvPr descr="/Applications/quarto/share/formats/docx/tip.png" id="53" name="Picture"/>
+                          <pic:cNvPr descr="/Applications/Positron.app/Contents/Resources/app/quarto/share/formats/docx/tip.png" id="53" name="Picture"/>
                           <pic:cNvPicPr>
                             <a:picLocks noChangeArrowheads="1" noChangeAspect="1"/>
                           </pic:cNvPicPr>
@@ -7616,7 +7616,7 @@
                     <a:graphicData uri="http://schemas.openxmlformats.org/drawingml/2006/picture">
                       <pic:pic>
                         <pic:nvPicPr>
-                          <pic:cNvPr descr="/Applications/quarto/share/formats/docx/important.png" id="59" name="Picture"/>
+                          <pic:cNvPr descr="/Applications/Positron.app/Contents/Resources/app/quarto/share/formats/docx/important.png" id="59" name="Picture"/>
                           <pic:cNvPicPr>
                             <a:picLocks noChangeArrowheads="1" noChangeAspect="1"/>
                           </pic:cNvPicPr>
@@ -9614,7 +9614,7 @@
                     <a:graphicData uri="http://schemas.openxmlformats.org/drawingml/2006/picture">
                       <pic:pic>
                         <pic:nvPicPr>
-                          <pic:cNvPr descr="/Applications/quarto/share/formats/docx/note.png" id="70" name="Picture"/>
+                          <pic:cNvPr descr="/Applications/Positron.app/Contents/Resources/app/quarto/share/formats/docx/note.png" id="70" name="Picture"/>
                           <pic:cNvPicPr>
                             <a:picLocks noChangeArrowheads="1" noChangeAspect="1"/>
                           </pic:cNvPicPr>
